--- a/data/ai_paras/AI_para_45.docx
+++ b/data/ai_paras/AI_para_45.docx
@@ -4,7 +4,7 @@
   <w:body>
     <w:p>
       <w:r>
-        <w:t>The prevalence and severity of mental health issues in prison populations are alarmingly high, necessitating urgent attention. Recent studies indicate a significant increase in mental health and substance use disorders among incarcerated individuals, with the proportion rising from 61% to 75% over eight years (Ref-s849637). This trend is compounded by the prevalence of complex comorbidities, such as severe mental illness, personality disorders, and substance use disorders, affecting approximately one-third of the prison population in Santiago, Chile (Ref-s849637). The frequent occurrence of these disorders, especially among young men with lower educational backgrounds, suggests a pressing need for targeted interventions. Additionally, the cyclical nature of institutionalization, characterized by repeat imprisonments and psychiatric hospitalizations, underscores the critical role of integrated treatment approaches to break this cycle and improve mental health outcomes within correctional facilities.</w:t>
+        <w:t>Consequently, the implementation of group cognitive-behavioral therapy (CBT) has led to notable improvements in inmate well-being and behavior. Participants in group CBT sessions reported a significant reduction in psychological distress, with marked decreases in anxiety and depression levels, thereby enhancing their mental resilience (Ref-u214620). Additionally, the development of robust coping mechanisms allowed inmates to better manage stress and negative emotions, contributing to a more stable psychological state (Ref-u214620). The group setting also fostered a sense of community and mutual support, which mitigated feelings of isolation and hopelessness, ultimately promoting positive behavioral changes through shared experiences and peer interactions (Ref-u214620). These outcomes underscore the efficacy of group CBT as a viable and cost-effective intervention model that not only addresses mental health challenges but also improves overall inmate behavior, aligning with correctional rehabilitation objectives.</w:t>
       </w:r>
     </w:p>
     <w:sectPr>
